--- a/CÔNG TY TNHH TÍN ANH/TinAnh_ChuyenDoiLoaiHinhDN/TinAnh_DSChuSoHuu_DaDien.docx
+++ b/CÔNG TY TNHH TÍN ANH/TinAnh_ChuyenDoiLoaiHinhDN/TinAnh_DSChuSoHuu_DaDien.docx
@@ -64,8 +64,8 @@
         <w:tblLook w:val="04A0" w:firstRow="1" w:lastRow="0" w:firstColumn="1" w:lastColumn="0" w:noHBand="0" w:noVBand="1"/>
       </w:tblPr>
       <w:tblGrid>
-        <w:gridCol w:w="707"/>
-        <w:gridCol w:w="1229"/>
+        <w:gridCol w:w="706"/>
+        <w:gridCol w:w="1230"/>
         <w:gridCol w:w="1490"/>
         <w:gridCol w:w="771"/>
         <w:gridCol w:w="2455"/>
@@ -993,7 +993,7 @@
               <w:rPr>
                 <w:sz w:val="24"/>
               </w:rPr>
-              <w:t>TRẦN NGỌC NHÂN</w:t>
+              <w:t>HÀ THỊ NGỌC TRINH</w:t>
             </w:r>
           </w:p>
         </w:tc>
@@ -1007,7 +1007,7 @@
               <w:rPr>
                 <w:sz w:val="24"/>
               </w:rPr>
-              <w:t>28/02/1989</w:t>
+              <w:t>26/01/1992</w:t>
             </w:r>
           </w:p>
         </w:tc>
@@ -1017,11 +1017,23 @@
             <w:vAlign w:val="center"/>
           </w:tcPr>
           <w:p>
-            <w:r>
-              <w:rPr>
-                <w:sz w:val="24"/>
-              </w:rPr>
-              <w:t>Nam</w:t>
+            <w:pPr>
+              <w:rPr>
+                <w:lang w:val="en-US"/>
+              </w:rPr>
+            </w:pPr>
+            <w:r>
+              <w:rPr>
+                <w:sz w:val="24"/>
+              </w:rPr>
+              <w:t>N</w:t>
+            </w:r>
+            <w:r>
+              <w:rPr>
+                <w:sz w:val="24"/>
+                <w:lang w:val="en-US"/>
+              </w:rPr>
+              <w:t>ữ</w:t>
             </w:r>
           </w:p>
         </w:tc>
@@ -1037,7 +1049,13 @@
               <w:rPr>
                 <w:sz w:val="22"/>
               </w:rPr>
-              <w:t>Thẻ căn cước công dân: 051089009598</w:t>
+              <w:t xml:space="preserve">Thẻ căn cước công dân: </w:t>
+            </w:r>
+            <w:r>
+              <w:rPr>
+                <w:sz w:val="22"/>
+              </w:rPr>
+              <w:t>052192021204</w:t>
             </w:r>
             <w:r>
               <w:rPr>
@@ -1050,7 +1068,7 @@
               <w:rPr>
                 <w:sz w:val="22"/>
               </w:rPr>
-              <w:t>26/02/2022</w:t>
+              <w:t>21/03/2022</w:t>
             </w:r>
             <w:r>
               <w:rPr>
@@ -1111,7 +1129,7 @@
               <w:rPr>
                 <w:sz w:val="24"/>
               </w:rPr>
-              <w:t>Số 97 đường số 3, khu phố Nhị Đồng 1, Phường Dĩ An, Thành Phố Hồ Chí Minh</w:t>
+              <w:t>Đội 1, Thôn Vân Triêm, Xã Ngô Mây, Tỉnh Gia Lai, Việt Nam</w:t>
             </w:r>
           </w:p>
         </w:tc>
@@ -1120,8 +1138,26 @@
             <w:tcW w:w="1068" w:type="dxa"/>
           </w:tcPr>
           <w:p>
-            <w:r>
-              <w:t>70%</w:t>
+            <w:pPr>
+              <w:rPr>
+                <w:sz w:val="24"/>
+                <w:szCs w:val="24"/>
+              </w:rPr>
+            </w:pPr>
+            <w:r>
+              <w:rPr>
+                <w:sz w:val="24"/>
+                <w:szCs w:val="24"/>
+                <w:lang w:val="en-US"/>
+              </w:rPr>
+              <w:t>6</w:t>
+            </w:r>
+            <w:r>
+              <w:rPr>
+                <w:sz w:val="24"/>
+                <w:szCs w:val="24"/>
+              </w:rPr>
+              <w:t>0%</w:t>
             </w:r>
           </w:p>
         </w:tc>
@@ -1204,11 +1240,14 @@
             <w:vAlign w:val="center"/>
           </w:tcPr>
           <w:p>
-            <w:r>
-              <w:rPr>
-                <w:sz w:val="24"/>
-              </w:rPr>
-              <w:t>LÊ THỊ PHƯƠNG</w:t>
+            <w:pPr>
+              <w:jc w:val="left"/>
+            </w:pPr>
+            <w:r>
+              <w:rPr>
+                <w:sz w:val="24"/>
+              </w:rPr>
+              <w:t>NGUYỄN XUÂN KIM</w:t>
             </w:r>
           </w:p>
         </w:tc>
@@ -1222,7 +1261,7 @@
               <w:rPr>
                 <w:sz w:val="24"/>
               </w:rPr>
-              <w:t>10/08/1991</w:t>
+              <w:t>20/02/1990</w:t>
             </w:r>
           </w:p>
         </w:tc>
@@ -1232,11 +1271,23 @@
             <w:vAlign w:val="center"/>
           </w:tcPr>
           <w:p>
-            <w:r>
-              <w:rPr>
-                <w:sz w:val="24"/>
-              </w:rPr>
-              <w:t>Nữ</w:t>
+            <w:pPr>
+              <w:rPr>
+                <w:lang w:val="en-US"/>
+              </w:rPr>
+            </w:pPr>
+            <w:r>
+              <w:rPr>
+                <w:sz w:val="24"/>
+              </w:rPr>
+              <w:t>N</w:t>
+            </w:r>
+            <w:r>
+              <w:rPr>
+                <w:sz w:val="24"/>
+                <w:lang w:val="en-US"/>
+              </w:rPr>
+              <w:t>am</w:t>
             </w:r>
           </w:p>
         </w:tc>
@@ -1252,7 +1303,13 @@
               <w:rPr>
                 <w:sz w:val="22"/>
               </w:rPr>
-              <w:t>Thẻ căn cước công dân: 051191004680</w:t>
+              <w:t xml:space="preserve">Thẻ căn cước công dân: </w:t>
+            </w:r>
+            <w:r>
+              <w:rPr>
+                <w:sz w:val="22"/>
+              </w:rPr>
+              <w:t>051090014164</w:t>
             </w:r>
             <w:r>
               <w:rPr>
@@ -1265,7 +1322,7 @@
               <w:rPr>
                 <w:sz w:val="22"/>
               </w:rPr>
-              <w:t>06/06/2023</w:t>
+              <w:t>09/01/2022</w:t>
             </w:r>
             <w:r>
               <w:rPr>
@@ -1293,53 +1350,84 @@
               </w:rPr>
               <w:t xml:space="preserve"> </w:t>
             </w:r>
+          </w:p>
+        </w:tc>
+        <w:tc>
+          <w:tcPr>
+            <w:tcW w:w="697" w:type="dxa"/>
+            <w:vAlign w:val="center"/>
+          </w:tcPr>
+          <w:p>
+            <w:pPr>
+              <w:jc w:val="left"/>
+              <w:rPr>
+                <w:lang w:val="en-US"/>
+              </w:rPr>
+            </w:pPr>
+            <w:r>
+              <w:rPr>
+                <w:lang w:val="en-US"/>
+              </w:rPr>
+              <w:t xml:space="preserve"> </w:t>
+            </w:r>
+          </w:p>
+        </w:tc>
+        <w:tc>
+          <w:tcPr>
+            <w:tcW w:w="1285" w:type="dxa"/>
+          </w:tcPr>
+          <w:p>
+            <w:pPr>
+              <w:jc w:val="left"/>
+            </w:pPr>
+            <w:r>
+              <w:rPr>
+                <w:sz w:val="24"/>
+              </w:rPr>
+              <w:t xml:space="preserve">Thôn Thọ Tây, Xã Sơn Tịnh, </w:t>
+            </w:r>
+            <w:r>
+              <w:rPr>
+                <w:sz w:val="24"/>
+                <w:lang w:val="en-US"/>
+              </w:rPr>
+              <w:t xml:space="preserve">Tỉnh </w:t>
+            </w:r>
             <w:bookmarkStart w:id="0" w:name="_GoBack"/>
             <w:bookmarkEnd w:id="0"/>
-          </w:p>
-        </w:tc>
-        <w:tc>
-          <w:tcPr>
-            <w:tcW w:w="697" w:type="dxa"/>
-            <w:vAlign w:val="center"/>
-          </w:tcPr>
-          <w:p>
-            <w:pPr>
-              <w:jc w:val="left"/>
-              <w:rPr>
+            <w:r>
+              <w:rPr>
+                <w:sz w:val="24"/>
+              </w:rPr>
+              <w:t>Quảng Ngãi</w:t>
+            </w:r>
+          </w:p>
+        </w:tc>
+        <w:tc>
+          <w:tcPr>
+            <w:tcW w:w="1068" w:type="dxa"/>
+          </w:tcPr>
+          <w:p>
+            <w:pPr>
+              <w:rPr>
+                <w:sz w:val="24"/>
+                <w:szCs w:val="24"/>
+              </w:rPr>
+            </w:pPr>
+            <w:r>
+              <w:rPr>
+                <w:sz w:val="24"/>
+                <w:szCs w:val="24"/>
                 <w:lang w:val="en-US"/>
               </w:rPr>
-            </w:pPr>
-            <w:r>
-              <w:rPr>
-                <w:lang w:val="en-US"/>
-              </w:rPr>
-              <w:t xml:space="preserve"> </w:t>
-            </w:r>
-          </w:p>
-        </w:tc>
-        <w:tc>
-          <w:tcPr>
-            <w:tcW w:w="1285" w:type="dxa"/>
-          </w:tcPr>
-          <w:p>
-            <w:pPr>
-              <w:jc w:val="left"/>
-            </w:pPr>
-            <w:r>
-              <w:rPr>
-                <w:sz w:val="24"/>
-              </w:rPr>
-              <w:t>Số 97 đường số 3, khu phố Nhị Đồng 1, Phường Dĩ An, Thành Phố Hồ Chí Minh</w:t>
-            </w:r>
-          </w:p>
-        </w:tc>
-        <w:tc>
-          <w:tcPr>
-            <w:tcW w:w="1068" w:type="dxa"/>
-          </w:tcPr>
-          <w:p>
-            <w:r>
-              <w:t>30%</w:t>
+              <w:t>40</w:t>
+            </w:r>
+            <w:r>
+              <w:rPr>
+                <w:sz w:val="24"/>
+                <w:szCs w:val="24"/>
+              </w:rPr>
+              <w:t>%</w:t>
             </w:r>
           </w:p>
         </w:tc>
@@ -1468,7 +1556,35 @@
                 <w:rFonts w:ascii="Times New Roman" w:hAnsi="Times New Roman"/>
                 <w:sz w:val="26"/>
               </w:rPr>
-              <w:t>Thành phố Hồ Chí Minh, ngày 05 tháng 02 năm 2026</w:t>
+              <w:t xml:space="preserve">Thành phố Hồ Chí Minh, ngày </w:t>
+            </w:r>
+            <w:r>
+              <w:rPr>
+                <w:rFonts w:ascii="Times New Roman" w:hAnsi="Times New Roman"/>
+                <w:sz w:val="26"/>
+              </w:rPr>
+              <w:t>23</w:t>
+            </w:r>
+            <w:r>
+              <w:rPr>
+                <w:rFonts w:ascii="Times New Roman" w:hAnsi="Times New Roman"/>
+                <w:sz w:val="26"/>
+              </w:rPr>
+              <w:t xml:space="preserve"> tháng </w:t>
+            </w:r>
+            <w:r>
+              <w:rPr>
+                <w:rFonts w:ascii="Times New Roman" w:hAnsi="Times New Roman"/>
+                <w:sz w:val="26"/>
+              </w:rPr>
+              <w:t>3</w:t>
+            </w:r>
+            <w:r>
+              <w:rPr>
+                <w:rFonts w:ascii="Times New Roman" w:hAnsi="Times New Roman"/>
+                <w:sz w:val="26"/>
+              </w:rPr>
+              <w:t xml:space="preserve"> năm 2026</w:t>
             </w:r>
           </w:p>
           <w:p>
@@ -1706,7 +1822,7 @@
                 <w:sz w:val="26"/>
                 <w:szCs w:val="26"/>
               </w:rPr>
-              <w:t>TRẦN NGỌC NHÂN</w:t>
+              <w:t>HÀ THỊ NGỌC TRINH</w:t>
             </w:r>
             <w:r>
               <w:rPr>
